--- a/course_development/domains/active_inference_organizations/03_strategic_modeling/02_agents/output/study-guides/02_agents-practice_quiz.docx
+++ b/course_development/domains/active_inference_organizations/03_strategic_modeling/02_agents/output/study-guides/02_agents-practice_quiz.docx
@@ -4,7 +4,12 @@
   <w:body>
     <w:p>
       <w:r>
-        <w:t>Practice Quiz: Agents</w:t>
+        <w:t>Practice Quiz: Strategic Modeling — Module 02: Agents</w:t>
+      </w:r>
+    </w:p>
+    <w:p>
+      <w:r>
+        <w:t>Name : _ _ _  Date : _ _ _</w:t>
       </w:r>
     </w:p>
     <w:p>
@@ -14,98 +19,7 @@
     </w:p>
     <w:p>
       <w:r>
-        <w:t>What is the primary role of Agents in Active Inference?</w:t>
-        <w:br/>
-        <w:t>A) To maximize reward</w:t>
-        <w:br/>
-        <w:t>B) To minimize variational free energy</w:t>
-        <w:br/>
-        <w:t>C) To increase entropy</w:t>
-        <w:br/>
-        <w:t>D) To eliminate the Markov Blanket</w:t>
-      </w:r>
-    </w:p>
-    <w:p>
-      <w:r>
-        <w:t>In Organizations, Agents is best described as:</w:t>
-        <w:br/>
-        <w:t>A) A static property</w:t>
-        <w:br/>
-        <w:t>B) A dynamic process</w:t>
-        <w:br/>
-        <w:t>C) An external state</w:t>
-        <w:br/>
-        <w:t>D) A random variable</w:t>
-      </w:r>
-    </w:p>
-    <w:p>
-      <w:r>
-        <w:t>Which mathematical quantity is most central to Agents?</w:t>
-        <w:br/>
-        <w:t>A) The Lagrangian</w:t>
-        <w:br/>
-        <w:t>B) The expected free energy</w:t>
-        <w:br/>
-        <w:t>C) The surprisal</w:t>
-        <w:br/>
-        <w:t>D) The precision</w:t>
-      </w:r>
-    </w:p>
-    <w:p>
-      <w:r>
-        <w:t>How does Agents relate to the concept of the Generative Model?</w:t>
-        <w:br/>
-        <w:t>A) It is separate from the model</w:t>
-        <w:br/>
-        <w:t>B) It is a component of the model</w:t>
-        <w:br/>
-        <w:t>C) It destroys the model</w:t>
-        <w:br/>
-        <w:t>D) It is only relevant for the environment</w:t>
-      </w:r>
-    </w:p>
-    <w:p>
-      <w:r>
-        <w:t>A failure in Agents would likely result in:</w:t>
-        <w:br/>
-        <w:t>A) Perfect prediction</w:t>
-        <w:br/>
-        <w:t>B) Generalized surprise</w:t>
-        <w:br/>
-        <w:t>C) Immediate death of the agent</w:t>
-        <w:br/>
-        <w:t>D) Zero entropy</w:t>
-      </w:r>
-    </w:p>
-    <w:p>
-      <w:r>
-        <w:t>Which scale is most relevant for analyzing Agents in this course?</w:t>
-        <w:br/>
-        <w:t>A) Quantum</w:t>
-        <w:br/>
-        <w:t>B) Neural</w:t>
-        <w:br/>
-        <w:t>C) Social</w:t>
-        <w:br/>
-        <w:t>D) All of the above</w:t>
-      </w:r>
-    </w:p>
-    <w:p>
-      <w:r>
-        <w:t>Agents connects directly to which other component?</w:t>
-        <w:br/>
-        <w:t>A) The step before it</w:t>
-        <w:br/>
-        <w:t>B) The step after it</w:t>
-        <w:br/>
-        <w:t>C) Both A and B</w:t>
-        <w:br/>
-        <w:t>D) None of the above</w:t>
-      </w:r>
-    </w:p>
-    <w:p>
-      <w:r>
-        <w:t>Part B: Short Answer</w:t>
+        <w:t>Stakeholder modeling under Active Inference is: A) Listing stakeholders B) Building generative models of other agents' beliefs, preferences, and likely actions C) Survey research D) Customer segmentation  Netflix's advantage over Blockbuster was primarily: A) Better technology B) A fundamentally different generative model of customer needs C) More stores D) Lower costs  "Theory of mind" in strategy means: A) Psychology B) Modeling how competitors model you, creating recursive strategic inference C) Mind reading D) Intellectual property  A customer under Active Inference is: A) A target B) An inference agent with their own generative model who actively senses and evaluates options C) A demographic profile D) A revenue source  Competitor blind spots are strategically valuable because: A) They make competitors lazy B) They represent areas where the competitor's model is incomplete, creating opportunities C) They are unethical to exploit D) They are temporary  "Recursive modeling" in strategy means: A) Using recursion in code B) I model what you're likely to do, which depends on what you model I'm likely to do C) Repeating analysis D) Following patterns  Marketing under Active Inference is: A) Advertising B) Aligning the firm's signals with the customer's generative model of their needs C) Persuasion D) Data collection    Part B: Short Analysis</w:t>
       </w:r>
     </w:p>
     <w:sectPr>
